--- a/homework/homework_01/jannuzzi_homework_01.docx
+++ b/homework/homework_01/jannuzzi_homework_01.docx
@@ -81,14 +81,43 @@
       <w:r>
         <w:rPr/>
         <w:tab/>
-        <w:t xml:space="preserve">The dataset I selected for this project was CIFAR-10-C, and I trained a ResNet-18 using empirical risk minimization (ERM) on the CIFAR-10-C dataset. </w:t>
-      </w:r>
-      <w:r>
-        <w:rPr>
-          <w:b w:val="false"/>
-          <w:bCs w:val="false"/>
-        </w:rPr>
-        <w:t>I then evaluated it on both the In-distribution and out-of-distribution test set. The in-distribution test set is the standard test split for CIFAR-10-C and the out-of-distribution test set comes from CIFAR-10-C, applying synthetic corruptions to the same standard test split images at a chosen severity level of 3. These corruptions spanned 4 categories: Gaussian noise, motion blur, fog, and reduced contrast.</w:t>
+        <w:t xml:space="preserve">The dataset I selected for this project was CIFAR-10, and I trained a ResNet-18 using empirical risk minimization (ERM) </w:t>
+      </w:r>
+      <w:r>
+        <w:rPr/>
+        <w:t xml:space="preserve">for 20 epochs </w:t>
+      </w:r>
+      <w:r>
+        <w:rPr/>
+        <w:t xml:space="preserve">on the CIFAR-10 dataset. </w:t>
+      </w:r>
+      <w:r>
+        <w:rPr>
+          <w:b w:val="false"/>
+          <w:bCs w:val="false"/>
+        </w:rPr>
+        <w:t>I then evaluated it on both the In-distribution and out-of-distribution test set. The in-distribution test set is the standard test split for CIFAR-10 and the out-of-distribution test set comes from CIFAR-10-C, applying synthetic corruptions to the same standard test split images at a chosen severity level of 3/</w:t>
+      </w:r>
+      <w:r>
+        <w:rPr>
+          <w:b w:val="false"/>
+          <w:bCs w:val="false"/>
+        </w:rPr>
+        <w:t>5</w:t>
+      </w:r>
+      <w:r>
+        <w:rPr>
+          <w:b w:val="false"/>
+          <w:bCs w:val="false"/>
+        </w:rPr>
+        <w:t xml:space="preserve">. These corruptions spanned 4 categories: Gaussian noise, motion blur, fog, and reduced contrast. </w:t>
+      </w:r>
+      <w:r>
+        <w:rPr>
+          <w:b w:val="false"/>
+          <w:bCs w:val="false"/>
+        </w:rPr>
+        <w:t>I chose these categories to get a general spread of different types of corruptions the model may see in a real dataset. The severity of 3 was chosen as a moderate value that was strong enough to create a real accuracy gap without making that gap too severe.</w:t>
       </w:r>
     </w:p>
     <w:p>
@@ -152,7 +181,35 @@
           <w:bCs w:val="false"/>
         </w:rPr>
         <w:tab/>
-        <w:t>The baseline model reached fairly reasonable accuracy, 92.2%, on the clean test. However, the accuracy of the baseline model dropped significantly across every corruption type: 87.6% under fog, 82.0% under contrast reduction, 65.1% under motion blur, and 40.2% under Gaussian noise. The difference in severity of the accuracy drop was highly variable, with fog only costing 4.6 percentage points, but Gaussian noise costed the model 52 percentage points.</w:t>
+        <w:t xml:space="preserve">The baseline model reached </w:t>
+      </w:r>
+      <w:r>
+        <w:rPr>
+          <w:b w:val="false"/>
+          <w:bCs w:val="false"/>
+        </w:rPr>
+        <w:t>a</w:t>
+      </w:r>
+      <w:r>
+        <w:rPr>
+          <w:b w:val="false"/>
+          <w:bCs w:val="false"/>
+        </w:rPr>
+        <w:t xml:space="preserve"> reasonable accuracy </w:t>
+      </w:r>
+      <w:r>
+        <w:rPr>
+          <w:b w:val="false"/>
+          <w:bCs w:val="false"/>
+        </w:rPr>
+        <w:t>of</w:t>
+      </w:r>
+      <w:r>
+        <w:rPr>
+          <w:b w:val="false"/>
+          <w:bCs w:val="false"/>
+        </w:rPr>
+        <w:t xml:space="preserve"> 92.2%, on the clean test. However, the accuracy of the baseline model dropped significantly across every corruption type: 87.6% under fog, 82.0% under contrast reduction, 65.1% under motion blur, and 40.2% under Gaussian noise. The difference in severity of the accuracy drop was highly variable, with fog only costing 4.6 percentage points, but Gaussian noise cost the model 52 percentage points.</w:t>
       </w:r>
     </w:p>
     <w:p>
@@ -181,14 +238,14 @@
         </w:tblCellMar>
       </w:tblPr>
       <w:tblGrid>
-        <w:gridCol w:w="4949"/>
-        <w:gridCol w:w="4688"/>
+        <w:gridCol w:w="4500"/>
+        <w:gridCol w:w="5137"/>
       </w:tblGrid>
       <w:tr>
         <w:trPr/>
         <w:tc>
           <w:tcPr>
-            <w:tcW w:w="4949" w:type="dxa"/>
+            <w:tcW w:w="4500" w:type="dxa"/>
             <w:tcBorders/>
           </w:tcPr>
           <w:p>
@@ -212,7 +269,7 @@
         </w:tc>
         <w:tc>
           <w:tcPr>
-            <w:tcW w:w="4688" w:type="dxa"/>
+            <w:tcW w:w="5137" w:type="dxa"/>
             <w:tcBorders/>
           </w:tcPr>
           <w:p>
@@ -230,7 +287,14 @@
                 <w:b/>
                 <w:bCs/>
               </w:rPr>
-              <w:t>Baseline Accuracy</w:t>
+              <w:t xml:space="preserve">Baseline Accuracy </w:t>
+            </w:r>
+            <w:r>
+              <w:rPr>
+                <w:b/>
+                <w:bCs/>
+              </w:rPr>
+              <w:t>(Rounded to 3 decimals)</w:t>
             </w:r>
           </w:p>
         </w:tc>
@@ -239,7 +303,7 @@
         <w:trPr/>
         <w:tc>
           <w:tcPr>
-            <w:tcW w:w="4949" w:type="dxa"/>
+            <w:tcW w:w="4500" w:type="dxa"/>
             <w:tcBorders/>
           </w:tcPr>
           <w:p>
@@ -257,7 +321,7 @@
         </w:tc>
         <w:tc>
           <w:tcPr>
-            <w:tcW w:w="4688" w:type="dxa"/>
+            <w:tcW w:w="5137" w:type="dxa"/>
             <w:tcBorders/>
           </w:tcPr>
           <w:p>
@@ -278,7 +342,7 @@
         <w:trPr/>
         <w:tc>
           <w:tcPr>
-            <w:tcW w:w="4949" w:type="dxa"/>
+            <w:tcW w:w="4500" w:type="dxa"/>
             <w:tcBorders/>
           </w:tcPr>
           <w:p>
@@ -296,19 +360,23 @@
         </w:tc>
         <w:tc>
           <w:tcPr>
-            <w:tcW w:w="4688" w:type="dxa"/>
-            <w:tcBorders/>
-          </w:tcPr>
-          <w:p>
-            <w:pPr>
-              <w:pStyle w:val="TableContents"/>
-              <w:bidi w:val="0"/>
-              <w:jc w:val="center"/>
-              <w:rPr/>
-            </w:pPr>
-            <w:r>
-              <w:rPr/>
-              <w:t>0.876</w:t>
+            <w:tcW w:w="5137" w:type="dxa"/>
+            <w:tcBorders/>
+          </w:tcPr>
+          <w:p>
+            <w:pPr>
+              <w:pStyle w:val="TableContents"/>
+              <w:bidi w:val="0"/>
+              <w:jc w:val="center"/>
+              <w:rPr/>
+            </w:pPr>
+            <w:r>
+              <w:rPr/>
+              <w:t>0.87</w:t>
+            </w:r>
+            <w:r>
+              <w:rPr/>
+              <w:t>6</w:t>
             </w:r>
           </w:p>
         </w:tc>
@@ -317,7 +385,7 @@
         <w:trPr/>
         <w:tc>
           <w:tcPr>
-            <w:tcW w:w="4949" w:type="dxa"/>
+            <w:tcW w:w="4500" w:type="dxa"/>
             <w:tcBorders/>
           </w:tcPr>
           <w:p>
@@ -335,7 +403,7 @@
         </w:tc>
         <w:tc>
           <w:tcPr>
-            <w:tcW w:w="4688" w:type="dxa"/>
+            <w:tcW w:w="5137" w:type="dxa"/>
             <w:tcBorders/>
           </w:tcPr>
           <w:p>
@@ -356,7 +424,7 @@
         <w:trPr/>
         <w:tc>
           <w:tcPr>
-            <w:tcW w:w="4949" w:type="dxa"/>
+            <w:tcW w:w="4500" w:type="dxa"/>
             <w:tcBorders/>
           </w:tcPr>
           <w:p>
@@ -374,7 +442,7 @@
         </w:tc>
         <w:tc>
           <w:tcPr>
-            <w:tcW w:w="4688" w:type="dxa"/>
+            <w:tcW w:w="5137" w:type="dxa"/>
             <w:tcBorders/>
           </w:tcPr>
           <w:p>
@@ -395,7 +463,7 @@
         <w:trPr/>
         <w:tc>
           <w:tcPr>
-            <w:tcW w:w="4949" w:type="dxa"/>
+            <w:tcW w:w="4500" w:type="dxa"/>
             <w:tcBorders/>
           </w:tcPr>
           <w:p>
@@ -413,7 +481,7 @@
         </w:tc>
         <w:tc>
           <w:tcPr>
-            <w:tcW w:w="4688" w:type="dxa"/>
+            <w:tcW w:w="5137" w:type="dxa"/>
             <w:tcBorders/>
           </w:tcPr>
           <w:p>
@@ -467,7 +535,11 @@
       <w:r>
         <w:rPr/>
         <w:tab/>
-        <w:t xml:space="preserve">One reasonable way to improve model generalizability is to include corrupted images into it’s initial training set. This allows the model to learn how to handle these corrupted images, which then allows it to more correctly adapt to situations where images are not perfectly clean images. </w:t>
+        <w:t xml:space="preserve">One reasonable way to improve model generalizability is to include corrupted images into its initial training set. This allows the model to learn how to handle these corrupted images, which then allows it to more correctly adapt to situations where images are not perfectly clean images. </w:t>
+      </w:r>
+      <w:r>
+        <w:rPr/>
+        <w:t xml:space="preserve">Though it requires more knowledge on what images the model might encounter, which is not always known. </w:t>
       </w:r>
     </w:p>
     <w:p>
@@ -515,7 +587,63 @@
           <w:bCs w:val="false"/>
         </w:rPr>
         <w:tab/>
-        <w:t>For the graduate extension, I wanted to address the suggestion for model improvement I made in the previous section. To do that I am asking, “does adding stronger data augmentation effect the model’s robustness to distributional shifts and if so, investigate the cost to in-distribution accuracy.</w:t>
+        <w:t>For the graduate extension, I wanted to as</w:t>
+      </w:r>
+      <w:r>
+        <w:rPr>
+          <w:b w:val="false"/>
+          <w:bCs w:val="false"/>
+        </w:rPr>
+        <w:t>k if</w:t>
+      </w:r>
+      <w:r>
+        <w:rPr>
+          <w:b w:val="false"/>
+          <w:bCs w:val="false"/>
+        </w:rPr>
+        <w:t xml:space="preserve"> data augmentation </w:t>
+      </w:r>
+      <w:r>
+        <w:rPr>
+          <w:b w:val="false"/>
+          <w:bCs w:val="false"/>
+        </w:rPr>
+        <w:t>that does not match the CIFAR-10-C corruptions still improves t</w:t>
+      </w:r>
+      <w:r>
+        <w:rPr>
+          <w:b w:val="false"/>
+          <w:bCs w:val="false"/>
+        </w:rPr>
+        <w:t xml:space="preserve">he model’s robustness to distributional shifts and </w:t>
+      </w:r>
+      <w:r>
+        <w:rPr>
+          <w:b w:val="false"/>
+          <w:bCs w:val="false"/>
+        </w:rPr>
+        <w:t xml:space="preserve">what it </w:t>
+      </w:r>
+      <w:r>
+        <w:rPr>
+          <w:b w:val="false"/>
+          <w:bCs w:val="false"/>
+        </w:rPr>
+        <w:t>cost</w:t>
+      </w:r>
+      <w:r>
+        <w:rPr>
+          <w:b w:val="false"/>
+          <w:bCs w:val="false"/>
+        </w:rPr>
+        <w:t>s</w:t>
+      </w:r>
+      <w:r>
+        <w:rPr>
+          <w:b w:val="false"/>
+          <w:bCs w:val="false"/>
+        </w:rPr>
+        <w:t xml:space="preserve"> to in-distribution accuracy.</w:t>
       </w:r>
     </w:p>
     <w:p>
@@ -531,7 +659,49 @@
           <w:bCs w:val="false"/>
         </w:rPr>
         <w:tab/>
-        <w:t>To do this I trained a secondary model that was identical in architecture and training procedure as the baseline model. This model only differed from the baseline model in its augmentation pipeline; instead of just training with random crop and horizontal flip, I also trained the model using color jitter and random erasing. I then evaluated both models on the same clean test set as well as the same four types of CIFAR-10-C corrupted conditions.</w:t>
+        <w:t xml:space="preserve">To do this I trained a secondary model that was identical in architecture and training procedure as the baseline model. This model only differed from the baseline model in its augmentation pipeline; instead of just training with random crop </w:t>
+      </w:r>
+      <w:r>
+        <w:rPr>
+          <w:b w:val="false"/>
+          <w:bCs w:val="false"/>
+        </w:rPr>
+        <w:t>(4px padding)</w:t>
+      </w:r>
+      <w:r>
+        <w:rPr>
+          <w:b w:val="false"/>
+          <w:bCs w:val="false"/>
+        </w:rPr>
+        <w:t xml:space="preserve"> and horizontal flip, I also trained the model using color jitter </w:t>
+      </w:r>
+      <w:r>
+        <w:rPr>
+          <w:b w:val="false"/>
+          <w:bCs w:val="false"/>
+        </w:rPr>
+        <w:t>(±40%)</w:t>
+      </w:r>
+      <w:r>
+        <w:rPr>
+          <w:b w:val="false"/>
+          <w:bCs w:val="false"/>
+        </w:rPr>
+        <w:t xml:space="preserve"> and random erasing </w:t>
+      </w:r>
+      <w:r>
+        <w:rPr>
+          <w:b w:val="false"/>
+          <w:bCs w:val="false"/>
+        </w:rPr>
+        <w:t>(p = 0.25, 2-15% area)</w:t>
+      </w:r>
+      <w:r>
+        <w:rPr>
+          <w:b w:val="false"/>
+          <w:bCs w:val="false"/>
+        </w:rPr>
+        <w:t>. I then evaluated both models on the same clean test set as well as the same four types of CIFAR-10-C corrupted conditions.</w:t>
       </w:r>
     </w:p>
     <w:p>
@@ -609,7 +779,7 @@
           <w:bCs w:val="false"/>
         </w:rPr>
         <w:tab/>
-        <w:t>Viewing the output for both models and all conditions, I found a similar trend with decreasing accuracy between clean and corrupted conditions in both the baseline and augmented models; however, the augemented model showed higher accuracy than the baseline model across all corrupted conditions, though it showed a small decrease in accuracy of clean images (-0.012), presenting a small trade-off.</w:t>
+        <w:t>Viewing the output for both models and all conditions, I found a similar trend with decreasing accuracy between clean and corrupted conditions in both the baseline and augmented models; however, the augmented model showed higher accuracy than the baseline model across all corrupted conditions, though it showed a small decrease in accuracy of clean images (-0.012), presenting a small trade-off.</w:t>
       </w:r>
     </w:p>
     <w:p>
@@ -643,16 +813,16 @@
         </w:tblCellMar>
       </w:tblPr>
       <w:tblGrid>
-        <w:gridCol w:w="2250"/>
-        <w:gridCol w:w="2568"/>
-        <w:gridCol w:w="2738"/>
-        <w:gridCol w:w="2081"/>
+        <w:gridCol w:w="1622"/>
+        <w:gridCol w:w="2784"/>
+        <w:gridCol w:w="2700"/>
+        <w:gridCol w:w="2531"/>
       </w:tblGrid>
       <w:tr>
         <w:trPr/>
         <w:tc>
           <w:tcPr>
-            <w:tcW w:w="2250" w:type="dxa"/>
+            <w:tcW w:w="1622" w:type="dxa"/>
             <w:tcBorders/>
           </w:tcPr>
           <w:p>
@@ -676,7 +846,7 @@
         </w:tc>
         <w:tc>
           <w:tcPr>
-            <w:tcW w:w="2568" w:type="dxa"/>
+            <w:tcW w:w="2784" w:type="dxa"/>
             <w:tcBorders/>
           </w:tcPr>
           <w:p>
@@ -694,55 +864,87 @@
                 <w:b/>
                 <w:bCs/>
               </w:rPr>
-              <w:t>Baseline Accuracy</w:t>
-            </w:r>
-          </w:p>
-        </w:tc>
-        <w:tc>
-          <w:tcPr>
-            <w:tcW w:w="2738" w:type="dxa"/>
-            <w:tcBorders/>
-          </w:tcPr>
-          <w:p>
-            <w:pPr>
-              <w:pStyle w:val="TableContents"/>
-              <w:bidi w:val="0"/>
-              <w:jc w:val="center"/>
+              <w:t xml:space="preserve">Baseline Accuracy </w:t>
+            </w:r>
+            <w:r>
               <w:rPr>
                 <w:b/>
                 <w:bCs/>
               </w:rPr>
-            </w:pPr>
-            <w:r>
+              <w:t>(Rounded to 3 decimals)</w:t>
+            </w:r>
+          </w:p>
+        </w:tc>
+        <w:tc>
+          <w:tcPr>
+            <w:tcW w:w="2700" w:type="dxa"/>
+            <w:tcBorders/>
+          </w:tcPr>
+          <w:p>
+            <w:pPr>
+              <w:pStyle w:val="TableContents"/>
+              <w:bidi w:val="0"/>
+              <w:jc w:val="center"/>
               <w:rPr>
                 <w:b/>
                 <w:bCs/>
               </w:rPr>
-              <w:t>Augmented Accuracy</w:t>
-            </w:r>
-          </w:p>
-        </w:tc>
-        <w:tc>
-          <w:tcPr>
-            <w:tcW w:w="2081" w:type="dxa"/>
-            <w:tcBorders/>
-          </w:tcPr>
-          <w:p>
-            <w:pPr>
-              <w:pStyle w:val="TableContents"/>
-              <w:bidi w:val="0"/>
-              <w:jc w:val="center"/>
+            </w:pPr>
+            <w:r>
               <w:rPr>
                 <w:b/>
                 <w:bCs/>
               </w:rPr>
-            </w:pPr>
+              <w:t xml:space="preserve">Augmented Accuracy </w:t>
+            </w:r>
             <w:r>
               <w:rPr>
                 <w:b/>
                 <w:bCs/>
               </w:rPr>
-              <w:t>Delta</w:t>
+              <w:t>(Rounded to 3 decimals)</w:t>
+            </w:r>
+          </w:p>
+        </w:tc>
+        <w:tc>
+          <w:tcPr>
+            <w:tcW w:w="2531" w:type="dxa"/>
+            <w:tcBorders/>
+          </w:tcPr>
+          <w:p>
+            <w:pPr>
+              <w:pStyle w:val="TableContents"/>
+              <w:bidi w:val="0"/>
+              <w:jc w:val="center"/>
+              <w:rPr>
+                <w:b/>
+                <w:bCs/>
+              </w:rPr>
+            </w:pPr>
+            <w:r>
+              <w:rPr>
+                <w:b/>
+                <w:bCs/>
+              </w:rPr>
+              <w:t xml:space="preserve">Delta </w:t>
+            </w:r>
+          </w:p>
+          <w:p>
+            <w:pPr>
+              <w:pStyle w:val="TableContents"/>
+              <w:bidi w:val="0"/>
+              <w:jc w:val="center"/>
+              <w:rPr>
+                <w:b/>
+                <w:bCs/>
+              </w:rPr>
+            </w:pPr>
+            <w:r>
+              <w:rPr>
+                <w:b/>
+                <w:bCs/>
+              </w:rPr>
+              <w:t>(Rounded to 3 decimals)</w:t>
             </w:r>
           </w:p>
         </w:tc>
@@ -753,7 +955,7 @@
         </w:trPr>
         <w:tc>
           <w:tcPr>
-            <w:tcW w:w="2250" w:type="dxa"/>
+            <w:tcW w:w="1622" w:type="dxa"/>
             <w:tcBorders/>
           </w:tcPr>
           <w:p>
@@ -771,7 +973,7 @@
         </w:tc>
         <w:tc>
           <w:tcPr>
-            <w:tcW w:w="2568" w:type="dxa"/>
+            <w:tcW w:w="2784" w:type="dxa"/>
             <w:tcBorders/>
           </w:tcPr>
           <w:p>
@@ -789,7 +991,7 @@
         </w:tc>
         <w:tc>
           <w:tcPr>
-            <w:tcW w:w="2738" w:type="dxa"/>
+            <w:tcW w:w="2700" w:type="dxa"/>
             <w:tcBorders/>
           </w:tcPr>
           <w:p>
@@ -807,7 +1009,7 @@
         </w:tc>
         <w:tc>
           <w:tcPr>
-            <w:tcW w:w="2081" w:type="dxa"/>
+            <w:tcW w:w="2531" w:type="dxa"/>
             <w:tcBorders/>
           </w:tcPr>
           <w:p>
@@ -828,7 +1030,7 @@
         <w:trPr/>
         <w:tc>
           <w:tcPr>
-            <w:tcW w:w="2250" w:type="dxa"/>
+            <w:tcW w:w="1622" w:type="dxa"/>
             <w:tcBorders/>
           </w:tcPr>
           <w:p>
@@ -846,7 +1048,7 @@
         </w:tc>
         <w:tc>
           <w:tcPr>
-            <w:tcW w:w="2568" w:type="dxa"/>
+            <w:tcW w:w="2784" w:type="dxa"/>
             <w:tcBorders/>
           </w:tcPr>
           <w:p>
@@ -864,7 +1066,7 @@
         </w:tc>
         <w:tc>
           <w:tcPr>
-            <w:tcW w:w="2738" w:type="dxa"/>
+            <w:tcW w:w="2700" w:type="dxa"/>
             <w:tcBorders/>
           </w:tcPr>
           <w:p>
@@ -882,7 +1084,7 @@
         </w:tc>
         <w:tc>
           <w:tcPr>
-            <w:tcW w:w="2081" w:type="dxa"/>
+            <w:tcW w:w="2531" w:type="dxa"/>
             <w:tcBorders/>
           </w:tcPr>
           <w:p>
@@ -903,7 +1105,7 @@
         <w:trPr/>
         <w:tc>
           <w:tcPr>
-            <w:tcW w:w="2250" w:type="dxa"/>
+            <w:tcW w:w="1622" w:type="dxa"/>
             <w:tcBorders/>
           </w:tcPr>
           <w:p>
@@ -921,7 +1123,7 @@
         </w:tc>
         <w:tc>
           <w:tcPr>
-            <w:tcW w:w="2568" w:type="dxa"/>
+            <w:tcW w:w="2784" w:type="dxa"/>
             <w:tcBorders/>
           </w:tcPr>
           <w:p>
@@ -939,7 +1141,7 @@
         </w:tc>
         <w:tc>
           <w:tcPr>
-            <w:tcW w:w="2738" w:type="dxa"/>
+            <w:tcW w:w="2700" w:type="dxa"/>
             <w:tcBorders/>
           </w:tcPr>
           <w:p>
@@ -957,7 +1159,7 @@
         </w:tc>
         <w:tc>
           <w:tcPr>
-            <w:tcW w:w="2081" w:type="dxa"/>
+            <w:tcW w:w="2531" w:type="dxa"/>
             <w:tcBorders/>
           </w:tcPr>
           <w:p>
@@ -978,7 +1180,7 @@
         <w:trPr/>
         <w:tc>
           <w:tcPr>
-            <w:tcW w:w="2250" w:type="dxa"/>
+            <w:tcW w:w="1622" w:type="dxa"/>
             <w:tcBorders/>
           </w:tcPr>
           <w:p>
@@ -996,25 +1198,29 @@
         </w:tc>
         <w:tc>
           <w:tcPr>
-            <w:tcW w:w="2568" w:type="dxa"/>
-            <w:tcBorders/>
-          </w:tcPr>
-          <w:p>
-            <w:pPr>
-              <w:pStyle w:val="TableContents"/>
-              <w:bidi w:val="0"/>
-              <w:jc w:val="center"/>
-              <w:rPr/>
-            </w:pPr>
-            <w:r>
-              <w:rPr/>
-              <w:t>0.875</w:t>
-            </w:r>
-          </w:p>
-        </w:tc>
-        <w:tc>
-          <w:tcPr>
-            <w:tcW w:w="2738" w:type="dxa"/>
+            <w:tcW w:w="2784" w:type="dxa"/>
+            <w:tcBorders/>
+          </w:tcPr>
+          <w:p>
+            <w:pPr>
+              <w:pStyle w:val="TableContents"/>
+              <w:bidi w:val="0"/>
+              <w:jc w:val="center"/>
+              <w:rPr/>
+            </w:pPr>
+            <w:r>
+              <w:rPr/>
+              <w:t>0.87</w:t>
+            </w:r>
+            <w:r>
+              <w:rPr/>
+              <w:t>6</w:t>
+            </w:r>
+          </w:p>
+        </w:tc>
+        <w:tc>
+          <w:tcPr>
+            <w:tcW w:w="2700" w:type="dxa"/>
             <w:tcBorders/>
           </w:tcPr>
           <w:p>
@@ -1032,7 +1238,7 @@
         </w:tc>
         <w:tc>
           <w:tcPr>
-            <w:tcW w:w="2081" w:type="dxa"/>
+            <w:tcW w:w="2531" w:type="dxa"/>
             <w:tcBorders/>
           </w:tcPr>
           <w:p>
@@ -1053,7 +1259,7 @@
         <w:trPr/>
         <w:tc>
           <w:tcPr>
-            <w:tcW w:w="2250" w:type="dxa"/>
+            <w:tcW w:w="1622" w:type="dxa"/>
             <w:tcBorders/>
           </w:tcPr>
           <w:p>
@@ -1071,7 +1277,7 @@
         </w:tc>
         <w:tc>
           <w:tcPr>
-            <w:tcW w:w="2568" w:type="dxa"/>
+            <w:tcW w:w="2784" w:type="dxa"/>
             <w:tcBorders/>
           </w:tcPr>
           <w:p>
@@ -1089,25 +1295,29 @@
         </w:tc>
         <w:tc>
           <w:tcPr>
-            <w:tcW w:w="2738" w:type="dxa"/>
-            <w:tcBorders/>
-          </w:tcPr>
-          <w:p>
-            <w:pPr>
-              <w:pStyle w:val="TableContents"/>
-              <w:bidi w:val="0"/>
-              <w:jc w:val="center"/>
-              <w:rPr/>
-            </w:pPr>
-            <w:r>
-              <w:rPr/>
-              <w:t>0.874</w:t>
-            </w:r>
-          </w:p>
-        </w:tc>
-        <w:tc>
-          <w:tcPr>
-            <w:tcW w:w="2081" w:type="dxa"/>
+            <w:tcW w:w="2700" w:type="dxa"/>
+            <w:tcBorders/>
+          </w:tcPr>
+          <w:p>
+            <w:pPr>
+              <w:pStyle w:val="TableContents"/>
+              <w:bidi w:val="0"/>
+              <w:jc w:val="center"/>
+              <w:rPr/>
+            </w:pPr>
+            <w:r>
+              <w:rPr/>
+              <w:t>0.87</w:t>
+            </w:r>
+            <w:r>
+              <w:rPr/>
+              <w:t>4</w:t>
+            </w:r>
+          </w:p>
+        </w:tc>
+        <w:tc>
+          <w:tcPr>
+            <w:tcW w:w="2531" w:type="dxa"/>
             <w:tcBorders/>
           </w:tcPr>
           <w:p>
@@ -1145,15 +1355,28 @@
         <w:pStyle w:val="Normal"/>
         <w:bidi w:val="0"/>
         <w:jc w:val="start"/>
-        <w:rPr/>
-      </w:pPr>
-      <w:r>
-        <w:rPr>
-          <w:b w:val="false"/>
-          <w:bCs w:val="false"/>
+        <w:rPr>
+          <w:strike w:val="false"/>
+          <w:dstrike w:val="false"/>
+        </w:rPr>
+      </w:pPr>
+      <w:r>
+        <w:rPr>
+          <w:b w:val="false"/>
+          <w:bCs w:val="false"/>
+          <w:strike w:val="false"/>
+          <w:dstrike w:val="false"/>
         </w:rPr>
         <w:tab/>
-        <w:t>The results from this table, supports the idea that the augmented strategy doesn’t have to perfectly match the corruption types in order to improve generalizability of the model. The additional training conditions of the augmented model do not perfectly match the testing conditions, yet the model showed improved accuracy compared to the baseline model, demonstrating that the model learned to be less reliant on pixel-precision and learned more transferable features.</w:t>
+      </w:r>
+      <w:r>
+        <w:rPr>
+          <w:b w:val="false"/>
+          <w:bCs w:val="false"/>
+          <w:strike w:val="false"/>
+          <w:dstrike w:val="false"/>
+        </w:rPr>
+        <w:t>The results for Gaussian noise and motion blur are the most informative as neither color jitter or random erasing resemble those corruptions. Both still improved by about 5 percentage points between the baseline and augmented model. This suggests that augmentation does not have to match the conditions completely to improve robustness, and that with this augmentation during training the model learned to be less reliant on pixel-precision and learned more transferable features. This is different from the contrast and fog gains, which are harder to draw conclusions from because they overlap similar corruption effects as color jitter.</w:t>
       </w:r>
     </w:p>
     <w:p>
@@ -1169,7 +1392,56 @@
           <w:bCs w:val="false"/>
         </w:rPr>
         <w:tab/>
-        <w:t>One thing that stood out was that even with improved accuracy, the augmented model still struggled (roughly less than 70% accuracy) with motion blur and gaussian noise conditions compared to fog and contrast reduction. From this, I conclude that under the additional training using color jitter and random erasing the model does not learn enough transferable features to be a complete solution, and additional, more diverse training is needed for the model to improve its generalization.</w:t>
+        <w:t xml:space="preserve">One thing that stood out, even with improved accuracy, </w:t>
+      </w:r>
+      <w:r>
+        <w:rPr>
+          <w:b w:val="false"/>
+          <w:bCs w:val="false"/>
+        </w:rPr>
+        <w:t xml:space="preserve">was that </w:t>
+      </w:r>
+      <w:r>
+        <w:rPr>
+          <w:b w:val="false"/>
+          <w:bCs w:val="false"/>
+        </w:rPr>
+        <w:t>the augmented model still struggled (</w:t>
+      </w:r>
+      <w:r>
+        <w:rPr>
+          <w:b w:val="false"/>
+          <w:bCs w:val="false"/>
+        </w:rPr>
+        <w:t>below</w:t>
+      </w:r>
+      <w:r>
+        <w:rPr>
+          <w:b w:val="false"/>
+          <w:bCs w:val="false"/>
+        </w:rPr>
+        <w:t xml:space="preserve"> 7</w:t>
+      </w:r>
+      <w:r>
+        <w:rPr>
+          <w:b w:val="false"/>
+          <w:bCs w:val="false"/>
+        </w:rPr>
+        <w:t>1</w:t>
+      </w:r>
+      <w:r>
+        <w:rPr>
+          <w:b w:val="false"/>
+          <w:bCs w:val="false"/>
+        </w:rPr>
+        <w:t xml:space="preserve">% accuracy) with motion blur and gaussian noise conditions compared to fog and contrast reduction. From this, I conclude that </w:t>
+      </w:r>
+      <w:r>
+        <w:rPr>
+          <w:b w:val="false"/>
+          <w:bCs w:val="false"/>
+        </w:rPr>
+        <w:t>more training augmentations aimed towards gaussian noise and motion blur could further improve the model’s generalizability, though this would start moving towards a matched approach.</w:t>
       </w:r>
     </w:p>
     <w:p>
